--- a/Lab Work.docx
+++ b/Lab Work.docx
@@ -374,11 +374,24 @@
           </wp:inline>
         </w:drawing>
       </w:r>
+    </w:p>
+    <w:p>
       <w:r>
-        <w:rPr>
-          <w:noProof/>
-        </w:rPr>
-        <w:lastRenderedPageBreak/>
+        <w:br w:type="page"/>
+      </w:r>
+    </w:p>
+    <w:p/>
+    <w:p/>
+    <w:p>
+      <w:pPr>
+        <w:rPr>
+          <w:noProof/>
+        </w:rPr>
+      </w:pPr>
+      <w:r>
+        <w:rPr>
+          <w:noProof/>
+        </w:rPr>
         <w:drawing>
           <wp:inline distT="0" distB="0" distL="0" distR="0" wp14:anchorId="06A45DBA" wp14:editId="2E91240F">
             <wp:extent cx="5943600" cy="3343275"/>
@@ -421,12 +434,28 @@
           </wp:inline>
         </w:drawing>
       </w:r>
+    </w:p>
+    <w:p>
+      <w:pPr>
+        <w:rPr>
+          <w:noProof/>
+        </w:rPr>
+      </w:pPr>
+    </w:p>
+    <w:p>
+      <w:pPr>
+        <w:rPr>
+          <w:noProof/>
+        </w:rPr>
+      </w:pPr>
+    </w:p>
+    <w:p>
       <w:r>
         <w:rPr>
           <w:noProof/>
         </w:rPr>
         <w:drawing>
-          <wp:inline distT="0" distB="0" distL="0" distR="0" wp14:anchorId="16E9D5E3" wp14:editId="4040A827">
+          <wp:inline distT="0" distB="0" distL="0" distR="0" wp14:anchorId="4ADFA393" wp14:editId="31C7917E">
             <wp:extent cx="5943600" cy="3343275"/>
             <wp:effectExtent l="0" t="0" r="0" b="9525"/>
             <wp:docPr id="10" name="Picture 10"/>
@@ -442,6 +471,55 @@
                   </pic:nvPicPr>
                   <pic:blipFill>
                     <a:blip r:embed="rId13" cstate="print">
+                      <a:extLst>
+                        <a:ext uri="{28A0092B-C50C-407E-A947-70E740481C1C}">
+                          <a14:useLocalDpi xmlns:a14="http://schemas.microsoft.com/office/drawing/2010/main" val="0"/>
+                        </a:ext>
+                      </a:extLst>
+                    </a:blip>
+                    <a:stretch>
+                      <a:fillRect/>
+                    </a:stretch>
+                  </pic:blipFill>
+                  <pic:spPr>
+                    <a:xfrm>
+                      <a:off x="0" y="0"/>
+                      <a:ext cx="5943600" cy="3343275"/>
+                    </a:xfrm>
+                    <a:prstGeom prst="rect">
+                      <a:avLst/>
+                    </a:prstGeom>
+                  </pic:spPr>
+                </pic:pic>
+              </a:graphicData>
+            </a:graphic>
+          </wp:inline>
+        </w:drawing>
+      </w:r>
+    </w:p>
+    <w:p>
+      <w:r>
+        <w:rPr>
+          <w:noProof/>
+        </w:rPr>
+        <w:lastRenderedPageBreak/>
+        <w:drawing>
+          <wp:inline distT="0" distB="0" distL="0" distR="0" wp14:anchorId="67E40158" wp14:editId="03828ACF">
+            <wp:extent cx="5943600" cy="3343275"/>
+            <wp:effectExtent l="0" t="0" r="0" b="9525"/>
+            <wp:docPr id="12" name="Picture 12"/>
+            <wp:cNvGraphicFramePr>
+              <a:graphicFrameLocks xmlns:a="http://schemas.openxmlformats.org/drawingml/2006/main" noChangeAspect="1"/>
+            </wp:cNvGraphicFramePr>
+            <a:graphic xmlns:a="http://schemas.openxmlformats.org/drawingml/2006/main">
+              <a:graphicData uri="http://schemas.openxmlformats.org/drawingml/2006/picture">
+                <pic:pic xmlns:pic="http://schemas.openxmlformats.org/drawingml/2006/picture">
+                  <pic:nvPicPr>
+                    <pic:cNvPr id="12" name="Picture 12"/>
+                    <pic:cNvPicPr/>
+                  </pic:nvPicPr>
+                  <pic:blipFill>
+                    <a:blip r:embed="rId14" cstate="print">
                       <a:extLst>
                         <a:ext uri="{28A0092B-C50C-407E-A947-70E740481C1C}">
                           <a14:useLocalDpi xmlns:a14="http://schemas.microsoft.com/office/drawing/2010/main" val="0"/>
